--- a/docs/БЛПС_ЛР1_Кулешова_Соколова_P3315.docx
+++ b/docs/БЛПС_ЛР1_Кулешова_Соколова_P3315.docx
@@ -390,6 +390,7 @@
       </w:pPr>
       <w:r>
         <w:rPr>
+          <w:noProof/>
           <w:lang w:val="en-US"/>
         </w:rPr>
         <w:drawing>
@@ -493,10 +494,10 @@
           <w14:ligatures w14:val="standardContextual"/>
         </w:rPr>
         <w:drawing>
-          <wp:inline distT="0" distB="0" distL="0" distR="0" wp14:anchorId="511E4C1F" wp14:editId="2F368FA1">
-            <wp:extent cx="6645910" cy="5346700"/>
-            <wp:effectExtent l="0" t="0" r="0" b="0"/>
-            <wp:docPr id="858012734" name="Рисунок 8"/>
+          <wp:inline distT="0" distB="0" distL="0" distR="0" wp14:anchorId="06C9018F" wp14:editId="71FE8661">
+            <wp:extent cx="6989956" cy="5253487"/>
+            <wp:effectExtent l="0" t="0" r="0" b="4445"/>
+            <wp:docPr id="989539298" name="Рисунок 3"/>
             <wp:cNvGraphicFramePr>
               <a:graphicFrameLocks xmlns:a="http://schemas.openxmlformats.org/drawingml/2006/main" noChangeAspect="1"/>
             </wp:cNvGraphicFramePr>
@@ -504,7 +505,7 @@
               <a:graphicData uri="http://schemas.openxmlformats.org/drawingml/2006/picture">
                 <pic:pic xmlns:pic="http://schemas.openxmlformats.org/drawingml/2006/picture">
                   <pic:nvPicPr>
-                    <pic:cNvPr id="858012734" name="Рисунок 858012734"/>
+                    <pic:cNvPr id="989539298" name="Рисунок 989539298"/>
                     <pic:cNvPicPr/>
                   </pic:nvPicPr>
                   <pic:blipFill>
@@ -522,7 +523,7 @@
                   <pic:spPr>
                     <a:xfrm>
                       <a:off x="0" y="0"/>
-                      <a:ext cx="6645910" cy="5346700"/>
+                      <a:ext cx="6997244" cy="5258964"/>
                     </a:xfrm>
                     <a:prstGeom prst="rect">
                       <a:avLst/>
@@ -578,51 +579,29 @@
           <w:color w:val="212529"/>
         </w:rPr>
         <w:lastRenderedPageBreak/>
-        <w:t>Модель потока управления для автоматизируемого бизнес-процесса №</w:t>
-      </w:r>
-      <w:r>
+        <w:t>Модель потока управления для автоматизируемого бизнес-процесса №2: Оформление услуги обещанного платежа</w:t>
+      </w:r>
+    </w:p>
+    <w:p>
+      <w:pPr>
+        <w:spacing w:line="360" w:lineRule="auto"/>
         <w:rPr>
           <w:b/>
           <w:bCs/>
-          <w:color w:val="212529"/>
-        </w:rPr>
-        <w:t>2</w:t>
-      </w:r>
+        </w:rPr>
+      </w:pPr>
       <w:r>
         <w:rPr>
           <w:b/>
           <w:bCs/>
-          <w:color w:val="212529"/>
-        </w:rPr>
-        <w:t xml:space="preserve">: </w:t>
-      </w:r>
-      <w:r>
-        <w:rPr>
-          <w:b/>
-          <w:bCs/>
-          <w:color w:val="212529"/>
-        </w:rPr>
-        <w:t>Оформление услуги обещанного платежа</w:t>
-      </w:r>
-    </w:p>
-    <w:p>
-      <w:pPr>
-        <w:spacing w:line="360" w:lineRule="auto"/>
-        <w:rPr>
-          <w:b/>
-          <w:bCs/>
-        </w:rPr>
-      </w:pPr>
-      <w:r>
-        <w:rPr>
           <w:noProof/>
           <w14:ligatures w14:val="standardContextual"/>
         </w:rPr>
         <w:drawing>
-          <wp:inline distT="0" distB="0" distL="0" distR="0" wp14:anchorId="6E79DE93" wp14:editId="362CA06A">
-            <wp:extent cx="6645910" cy="3515995"/>
-            <wp:effectExtent l="0" t="0" r="0" b="1905"/>
-            <wp:docPr id="465597035" name="Рисунок 5"/>
+          <wp:inline distT="0" distB="0" distL="0" distR="0" wp14:anchorId="5F44E4E7" wp14:editId="4E9CC714">
+            <wp:extent cx="6962634" cy="3131389"/>
+            <wp:effectExtent l="0" t="0" r="0" b="5715"/>
+            <wp:docPr id="1991756252" name="Рисунок 1"/>
             <wp:cNvGraphicFramePr>
               <a:graphicFrameLocks xmlns:a="http://schemas.openxmlformats.org/drawingml/2006/main" noChangeAspect="1"/>
             </wp:cNvGraphicFramePr>
@@ -630,7 +609,7 @@
               <a:graphicData uri="http://schemas.openxmlformats.org/drawingml/2006/picture">
                 <pic:pic xmlns:pic="http://schemas.openxmlformats.org/drawingml/2006/picture">
                   <pic:nvPicPr>
-                    <pic:cNvPr id="465597035" name="Рисунок 465597035"/>
+                    <pic:cNvPr id="1991756252" name="Рисунок 1991756252"/>
                     <pic:cNvPicPr/>
                   </pic:nvPicPr>
                   <pic:blipFill>
@@ -648,7 +627,7 @@
                   <pic:spPr>
                     <a:xfrm>
                       <a:off x="0" y="0"/>
-                      <a:ext cx="6645910" cy="3515995"/>
+                      <a:ext cx="6968032" cy="3133817"/>
                     </a:xfrm>
                     <a:prstGeom prst="rect">
                       <a:avLst/>
@@ -702,31 +681,7 @@
           <w:bCs/>
           <w:color w:val="212529"/>
         </w:rPr>
-        <w:t xml:space="preserve"> №</w:t>
-      </w:r>
-      <w:r>
-        <w:rPr>
-          <w:b/>
-          <w:bCs/>
-          <w:color w:val="212529"/>
-        </w:rPr>
-        <w:t>3</w:t>
-      </w:r>
-      <w:r>
-        <w:rPr>
-          <w:b/>
-          <w:bCs/>
-          <w:color w:val="212529"/>
-        </w:rPr>
-        <w:t xml:space="preserve">: </w:t>
-      </w:r>
-      <w:r>
-        <w:rPr>
-          <w:b/>
-          <w:bCs/>
-          <w:color w:val="212529"/>
-        </w:rPr>
-        <w:t>Пополнение лицевого счета абонента</w:t>
+        <w:t xml:space="preserve"> №3: Пополнение лицевого счета абонента</w:t>
       </w:r>
     </w:p>
     <w:p>
@@ -739,14 +694,16 @@
       </w:pPr>
       <w:r>
         <w:rPr>
+          <w:rFonts w:ascii="Segoe UI" w:hAnsi="Segoe UI" w:cs="Segoe UI"/>
           <w:noProof/>
+          <w:color w:val="212529"/>
           <w14:ligatures w14:val="standardContextual"/>
         </w:rPr>
         <w:drawing>
-          <wp:inline distT="0" distB="0" distL="0" distR="0" wp14:anchorId="0D1C653B" wp14:editId="57BC9629">
-            <wp:extent cx="6717635" cy="4540469"/>
-            <wp:effectExtent l="0" t="0" r="1270" b="0"/>
-            <wp:docPr id="2046379781" name="Рисунок 6"/>
+          <wp:inline distT="0" distB="0" distL="0" distR="0" wp14:anchorId="49DF86B1" wp14:editId="20C3687C">
+            <wp:extent cx="6957044" cy="4572000"/>
+            <wp:effectExtent l="0" t="0" r="3175" b="0"/>
+            <wp:docPr id="1737559774" name="Рисунок 2"/>
             <wp:cNvGraphicFramePr>
               <a:graphicFrameLocks xmlns:a="http://schemas.openxmlformats.org/drawingml/2006/main" noChangeAspect="1"/>
             </wp:cNvGraphicFramePr>
@@ -754,7 +711,7 @@
               <a:graphicData uri="http://schemas.openxmlformats.org/drawingml/2006/picture">
                 <pic:pic xmlns:pic="http://schemas.openxmlformats.org/drawingml/2006/picture">
                   <pic:nvPicPr>
-                    <pic:cNvPr id="2046379781" name="Рисунок 2046379781"/>
+                    <pic:cNvPr id="1737559774" name="Рисунок 1737559774"/>
                     <pic:cNvPicPr/>
                   </pic:nvPicPr>
                   <pic:blipFill>
@@ -772,7 +729,7 @@
                   <pic:spPr>
                     <a:xfrm>
                       <a:off x="0" y="0"/>
-                      <a:ext cx="6727677" cy="4547256"/>
+                      <a:ext cx="6964220" cy="4576716"/>
                     </a:xfrm>
                     <a:prstGeom prst="rect">
                       <a:avLst/>
@@ -1070,10 +1027,7 @@
         <w:spacing w:line="360" w:lineRule="auto"/>
       </w:pPr>
       <w:r>
-        <w:t>Общие правила взаимодействия</w:t>
-      </w:r>
-      <w:r>
-        <w:t>:</w:t>
+        <w:t>Общие правила взаимодействия:</w:t>
       </w:r>
     </w:p>
     <w:p>
@@ -2222,30 +2176,29 @@
     <w:p>
       <w:pPr>
         <w:spacing w:line="360" w:lineRule="auto"/>
-      </w:pPr>
-      <w:r>
-        <w:t xml:space="preserve">- 500 </w:t>
-      </w:r>
-      <w:proofErr w:type="spellStart"/>
-      <w:r>
-        <w:t>Internal</w:t>
-      </w:r>
-      <w:proofErr w:type="spellEnd"/>
-      <w:r>
-        <w:t xml:space="preserve"> Server </w:t>
-      </w:r>
-      <w:proofErr w:type="spellStart"/>
-      <w:r>
-        <w:t>Error</w:t>
-      </w:r>
-      <w:proofErr w:type="spellEnd"/>
-    </w:p>
-    <w:p>
-      <w:pPr>
-        <w:spacing w:line="360" w:lineRule="auto"/>
-      </w:pPr>
-      <w:proofErr w:type="spellStart"/>
-      <w:r>
+        <w:rPr>
+          <w:lang w:val="en-US"/>
+        </w:rPr>
+      </w:pPr>
+      <w:r>
+        <w:rPr>
+          <w:lang w:val="en-US"/>
+        </w:rPr>
+        <w:t>- 500 Internal Server Error</w:t>
+      </w:r>
+    </w:p>
+    <w:p>
+      <w:pPr>
+        <w:spacing w:line="360" w:lineRule="auto"/>
+        <w:rPr>
+          <w:lang w:val="en-US"/>
+        </w:rPr>
+      </w:pPr>
+      <w:proofErr w:type="spellStart"/>
+      <w:r>
+        <w:rPr>
+          <w:lang w:val="en-US"/>
+        </w:rPr>
         <w:t>json</w:t>
       </w:r>
       <w:proofErr w:type="spellEnd"/>
@@ -2255,13 +2208,54 @@
         <w:spacing w:line="360" w:lineRule="auto"/>
         <w:rPr>
           <w:rFonts w:ascii="Courier New" w:hAnsi="Courier New" w:cs="Courier New"/>
-        </w:rPr>
-      </w:pPr>
-      <w:r>
-        <w:rPr>
-          <w:rFonts w:ascii="Courier New" w:hAnsi="Courier New" w:cs="Courier New"/>
-        </w:rPr>
-        <w:t>"Техническая ошибка банка"</w:t>
+          <w:lang w:val="en-US"/>
+        </w:rPr>
+      </w:pPr>
+      <w:r>
+        <w:rPr>
+          <w:rFonts w:ascii="Courier New" w:hAnsi="Courier New" w:cs="Courier New"/>
+          <w:lang w:val="en-US"/>
+        </w:rPr>
+        <w:t>"</w:t>
+      </w:r>
+      <w:r>
+        <w:rPr>
+          <w:rFonts w:ascii="Courier New" w:hAnsi="Courier New" w:cs="Courier New"/>
+        </w:rPr>
+        <w:t>Техническая</w:t>
+      </w:r>
+      <w:r>
+        <w:rPr>
+          <w:rFonts w:ascii="Courier New" w:hAnsi="Courier New" w:cs="Courier New"/>
+          <w:lang w:val="en-US"/>
+        </w:rPr>
+        <w:t xml:space="preserve"> </w:t>
+      </w:r>
+      <w:r>
+        <w:rPr>
+          <w:rFonts w:ascii="Courier New" w:hAnsi="Courier New" w:cs="Courier New"/>
+        </w:rPr>
+        <w:t>ошибка</w:t>
+      </w:r>
+      <w:r>
+        <w:rPr>
+          <w:rFonts w:ascii="Courier New" w:hAnsi="Courier New" w:cs="Courier New"/>
+          <w:lang w:val="en-US"/>
+        </w:rPr>
+        <w:t xml:space="preserve"> </w:t>
+      </w:r>
+      <w:r>
+        <w:rPr>
+          <w:rFonts w:ascii="Courier New" w:hAnsi="Courier New" w:cs="Courier New"/>
+        </w:rPr>
+        <w:t>банка</w:t>
+      </w:r>
+      <w:r>
+        <w:rPr>
+          <w:rFonts w:ascii="Courier New" w:hAnsi="Courier New" w:cs="Courier New"/>
+          <w:lang w:val="en-US"/>
+        </w:rPr>
+        <w:t>"</w:t>
       </w:r>
     </w:p>
     <w:p>
@@ -3190,6 +3184,9 @@
     <w:p>
       <w:pPr>
         <w:spacing w:line="360" w:lineRule="auto"/>
+        <w:rPr>
+          <w:lang w:val="en-US"/>
+        </w:rPr>
       </w:pPr>
       <w:proofErr w:type="spellStart"/>
       <w:r>
@@ -3408,6 +3405,7 @@
         <w:spacing w:line="360" w:lineRule="auto"/>
         <w:rPr>
           <w:rFonts w:ascii="Courier New" w:hAnsi="Courier New" w:cs="Courier New"/>
+          <w:lang w:val="en-US"/>
         </w:rPr>
       </w:pPr>
       <w:r>
@@ -3576,6 +3574,7 @@
         <w:spacing w:line="360" w:lineRule="auto"/>
         <w:rPr>
           <w:rFonts w:ascii="Courier New" w:hAnsi="Courier New" w:cs="Courier New"/>
+          <w:lang w:val="en-US"/>
         </w:rPr>
       </w:pPr>
       <w:r>
@@ -4030,6 +4029,7 @@
         <w:spacing w:line="360" w:lineRule="auto"/>
         <w:rPr>
           <w:rFonts w:ascii="Courier New" w:hAnsi="Courier New" w:cs="Courier New"/>
+          <w:lang w:val="en-US"/>
         </w:rPr>
       </w:pPr>
       <w:r>
@@ -4198,6 +4198,7 @@
         <w:spacing w:line="360" w:lineRule="auto"/>
         <w:rPr>
           <w:rFonts w:ascii="Courier New" w:hAnsi="Courier New" w:cs="Courier New"/>
+          <w:lang w:val="en-US"/>
         </w:rPr>
       </w:pPr>
       <w:r>
@@ -4431,6 +4432,9 @@
     <w:p>
       <w:pPr>
         <w:spacing w:line="360" w:lineRule="auto"/>
+        <w:rPr>
+          <w:lang w:val="en-US"/>
+        </w:rPr>
       </w:pPr>
       <w:proofErr w:type="spellStart"/>
       <w:r>
@@ -4648,6 +4652,7 @@
         <w:spacing w:line="360" w:lineRule="auto"/>
         <w:rPr>
           <w:rFonts w:ascii="Courier New" w:hAnsi="Courier New" w:cs="Courier New"/>
+          <w:lang w:val="en-US"/>
         </w:rPr>
       </w:pPr>
       <w:r>
@@ -4832,6 +4837,7 @@
         <w:spacing w:line="360" w:lineRule="auto"/>
         <w:rPr>
           <w:rFonts w:ascii="Courier New" w:hAnsi="Courier New" w:cs="Courier New"/>
+          <w:lang w:val="en-US"/>
         </w:rPr>
       </w:pPr>
       <w:r>
@@ -4961,6 +4967,7 @@
         <w:spacing w:line="360" w:lineRule="auto"/>
         <w:rPr>
           <w:rFonts w:ascii="Courier New" w:hAnsi="Courier New" w:cs="Courier New"/>
+          <w:lang w:val="en-US"/>
         </w:rPr>
       </w:pPr>
       <w:r>
@@ -5163,45 +5170,39 @@
         <w:t>Назначение</w:t>
       </w:r>
       <w:r>
-        <w:rPr>
-          <w:lang w:val="en-US"/>
-        </w:rPr>
         <w:t xml:space="preserve">: </w:t>
       </w:r>
       <w:r>
         <w:t>формирование</w:t>
       </w:r>
       <w:r>
-        <w:rPr>
-          <w:lang w:val="en-US"/>
-        </w:rPr>
-        <w:t xml:space="preserve"> PDF-</w:t>
+        <w:t xml:space="preserve"> </w:t>
+      </w:r>
+      <w:r>
+        <w:rPr>
+          <w:lang w:val="en-US"/>
+        </w:rPr>
+        <w:t>PDF</w:t>
+      </w:r>
+      <w:r>
+        <w:t>-</w:t>
       </w:r>
       <w:r>
         <w:t>отчета</w:t>
       </w:r>
       <w:r>
-        <w:rPr>
-          <w:lang w:val="en-US"/>
-        </w:rPr>
         <w:t xml:space="preserve"> </w:t>
       </w:r>
       <w:r>
         <w:t>по</w:t>
       </w:r>
       <w:r>
-        <w:rPr>
-          <w:lang w:val="en-US"/>
-        </w:rPr>
         <w:t xml:space="preserve"> </w:t>
       </w:r>
       <w:r>
         <w:t>расходам</w:t>
       </w:r>
       <w:r>
-        <w:rPr>
-          <w:lang w:val="en-US"/>
-        </w:rPr>
         <w:t>.</w:t>
       </w:r>
     </w:p>
@@ -5246,6 +5247,9 @@
     <w:p>
       <w:pPr>
         <w:spacing w:line="360" w:lineRule="auto"/>
+        <w:rPr>
+          <w:lang w:val="en-US"/>
+        </w:rPr>
       </w:pPr>
       <w:r>
         <w:rPr>
@@ -5533,6 +5537,7 @@
         <w:spacing w:line="360" w:lineRule="auto"/>
         <w:rPr>
           <w:rFonts w:ascii="Courier New" w:hAnsi="Courier New" w:cs="Courier New"/>
+          <w:lang w:val="en-US"/>
         </w:rPr>
       </w:pPr>
       <w:r>
@@ -5824,6 +5829,7 @@
         <w:spacing w:line="360" w:lineRule="auto"/>
         <w:rPr>
           <w:rFonts w:ascii="Courier New" w:hAnsi="Courier New" w:cs="Courier New"/>
+          <w:lang w:val="en-US"/>
         </w:rPr>
       </w:pPr>
       <w:r>
@@ -6076,6 +6082,7 @@
         <w:spacing w:line="360" w:lineRule="auto"/>
         <w:rPr>
           <w:rFonts w:ascii="Courier New" w:hAnsi="Courier New" w:cs="Courier New"/>
+          <w:lang w:val="en-US"/>
         </w:rPr>
       </w:pPr>
       <w:r>
@@ -6361,6 +6368,7 @@
         <w:spacing w:line="360" w:lineRule="auto"/>
         <w:rPr>
           <w:rFonts w:ascii="Courier New" w:hAnsi="Courier New" w:cs="Courier New"/>
+          <w:lang w:val="en-US"/>
         </w:rPr>
       </w:pPr>
       <w:r>
@@ -6613,6 +6621,7 @@
         <w:spacing w:line="360" w:lineRule="auto"/>
         <w:rPr>
           <w:rFonts w:ascii="Courier New" w:hAnsi="Courier New" w:cs="Courier New"/>
+          <w:lang w:val="en-US"/>
         </w:rPr>
       </w:pPr>
       <w:r>
@@ -7565,6 +7574,7 @@
         <w:spacing w:line="360" w:lineRule="auto"/>
         <w:rPr>
           <w:rFonts w:ascii="Courier New" w:hAnsi="Courier New" w:cs="Courier New"/>
+          <w:lang w:val="en-US"/>
         </w:rPr>
       </w:pPr>
       <w:r>
@@ -9398,6 +9408,7 @@
         <w:spacing w:line="360" w:lineRule="auto"/>
         <w:rPr>
           <w:rFonts w:ascii="Courier New" w:hAnsi="Courier New" w:cs="Courier New"/>
+          <w:lang w:val="en-US"/>
         </w:rPr>
       </w:pPr>
       <w:r>
@@ -9786,6 +9797,7 @@
         <w:spacing w:line="360" w:lineRule="auto"/>
         <w:rPr>
           <w:rFonts w:ascii="Courier New" w:hAnsi="Courier New" w:cs="Courier New"/>
+          <w:lang w:val="en-US"/>
         </w:rPr>
       </w:pPr>
       <w:r>
@@ -9892,7 +9904,6 @@
       <w:r>
         <w:rPr>
           <w:rFonts w:ascii="Courier New" w:hAnsi="Courier New" w:cs="Courier New"/>
-          <w:lang w:val="en-US"/>
         </w:rPr>
         <w:t>}</w:t>
       </w:r>
@@ -9900,23 +9911,29 @@
     <w:p>
       <w:pPr>
         <w:spacing w:line="360" w:lineRule="auto"/>
-        <w:rPr>
-          <w:lang w:val="en-US"/>
-        </w:rPr>
-      </w:pPr>
-      <w:r>
-        <w:rPr>
-          <w:lang w:val="en-US"/>
-        </w:rPr>
-        <w:t>- 404 Not Found</w:t>
-      </w:r>
-    </w:p>
-    <w:p>
-      <w:pPr>
-        <w:spacing w:line="360" w:lineRule="auto"/>
-        <w:rPr>
-          <w:lang w:val="en-US"/>
-        </w:rPr>
+      </w:pPr>
+      <w:r>
+        <w:t xml:space="preserve">- 404 </w:t>
+      </w:r>
+      <w:r>
+        <w:rPr>
+          <w:lang w:val="en-US"/>
+        </w:rPr>
+        <w:t>Not</w:t>
+      </w:r>
+      <w:r>
+        <w:t xml:space="preserve"> </w:t>
+      </w:r>
+      <w:r>
+        <w:rPr>
+          <w:lang w:val="en-US"/>
+        </w:rPr>
+        <w:t>Found</w:t>
+      </w:r>
+    </w:p>
+    <w:p>
+      <w:pPr>
+        <w:spacing w:line="360" w:lineRule="auto"/>
       </w:pPr>
       <w:proofErr w:type="spellStart"/>
       <w:r>
@@ -9932,13 +9949,11 @@
         <w:spacing w:line="360" w:lineRule="auto"/>
         <w:rPr>
           <w:rFonts w:ascii="Courier New" w:hAnsi="Courier New" w:cs="Courier New"/>
-          <w:lang w:val="en-US"/>
-        </w:rPr>
-      </w:pPr>
-      <w:r>
-        <w:rPr>
-          <w:rFonts w:ascii="Courier New" w:hAnsi="Courier New" w:cs="Courier New"/>
-          <w:lang w:val="en-US"/>
+        </w:rPr>
+      </w:pPr>
+      <w:r>
+        <w:rPr>
+          <w:rFonts w:ascii="Courier New" w:hAnsi="Courier New" w:cs="Courier New"/>
         </w:rPr>
         <w:t>{</w:t>
       </w:r>
@@ -9953,7 +9968,6 @@
       <w:r>
         <w:rPr>
           <w:rFonts w:ascii="Courier New" w:hAnsi="Courier New" w:cs="Courier New"/>
-          <w:lang w:val="en-US"/>
         </w:rPr>
         <w:t xml:space="preserve">  </w:t>
       </w:r>
@@ -9983,6 +9997,7 @@
         <w:spacing w:line="360" w:lineRule="auto"/>
         <w:rPr>
           <w:rFonts w:ascii="Courier New" w:hAnsi="Courier New" w:cs="Courier New"/>
+          <w:lang w:val="en-US"/>
         </w:rPr>
       </w:pPr>
       <w:r>
@@ -10198,6 +10213,9 @@
     <w:p>
       <w:pPr>
         <w:spacing w:line="360" w:lineRule="auto"/>
+        <w:rPr>
+          <w:lang w:val="en-US"/>
+        </w:rPr>
       </w:pPr>
       <w:proofErr w:type="spellStart"/>
       <w:r>
@@ -10453,6 +10471,7 @@
         <w:spacing w:line="360" w:lineRule="auto"/>
         <w:rPr>
           <w:rFonts w:ascii="Courier New" w:hAnsi="Courier New" w:cs="Courier New"/>
+          <w:lang w:val="en-US"/>
         </w:rPr>
       </w:pPr>
       <w:r>
@@ -10607,48 +10626,14 @@
                 <w:color w:val="212529"/>
               </w:rPr>
             </w:pPr>
-            <w:r>
-              <w:rPr>
-                <w:color w:val="212529"/>
-              </w:rPr>
-              <w:fldChar w:fldCharType="begin"/>
-            </w:r>
-            <w:r>
-              <w:rPr>
-                <w:color w:val="212529"/>
-              </w:rPr>
-              <w:instrText>HYPERLINK "</w:instrText>
-            </w:r>
-            <w:r>
-              <w:rPr>
-                <w:color w:val="212529"/>
-              </w:rPr>
-              <w:instrText>https://github.com/pollee343/BLPS</w:instrText>
-            </w:r>
-            <w:r>
-              <w:rPr>
-                <w:color w:val="212529"/>
-              </w:rPr>
-              <w:instrText>"</w:instrText>
-            </w:r>
-            <w:r>
-              <w:rPr>
-                <w:color w:val="212529"/>
-              </w:rPr>
-              <w:fldChar w:fldCharType="separate"/>
-            </w:r>
-            <w:r>
-              <w:rPr>
-                <w:rStyle w:val="af1"/>
-              </w:rPr>
-              <w:t>https://github.com/pollee343/BLPS</w:t>
-            </w:r>
-            <w:r>
-              <w:rPr>
-                <w:color w:val="212529"/>
-              </w:rPr>
-              <w:fldChar w:fldCharType="end"/>
-            </w:r>
+            <w:hyperlink r:id="rId16" w:history="1">
+              <w:r>
+                <w:rPr>
+                  <w:rStyle w:val="af1"/>
+                </w:rPr>
+                <w:t>https://github.com/pollee343/BLPS</w:t>
+              </w:r>
+            </w:hyperlink>
           </w:p>
         </w:tc>
       </w:tr>
@@ -13475,6 +13460,7 @@
   <w:style w:type="character" w:default="1" w:styleId="a0">
     <w:name w:val="Default Paragraph Font"/>
     <w:uiPriority w:val="1"/>
+    <w:semiHidden/>
     <w:unhideWhenUsed/>
   </w:style>
   <w:style w:type="table" w:default="1" w:styleId="a1">
